--- a/version3/CKI_NAR_Submission_v20/CKI_NAR_Cover_Letter.docx
+++ b/version3/CKI_NAR_Submission_v20/CKI_NAR_Cover_Letter.docx
@@ -148,7 +148,7 @@
         <w:spacing w:line="276" w:lineRule="auto" w:after="120" w:before="0"/>
       </w:pPr>
       <w:r>
-        <w:t>Cell identity is fundamentally defined by its transcriptome. However, a standardized, assumption-free metric to quantify transcriptomic divergence between cell states has been lacking. Drawing inspiration from evolutionary biology’s Ka/Ks ratio, we propose CKI (Cell-state Kinetic Index), which decomposes Jensen–Shannon divergence into two complementary components: k_n (baseline divergence rate, from housekeeping gene expression) and k_f (functional divergence rate, from identity gene expression). The ratio ω = k_f/k_n provides a robust, interpretable measure of selective transcriptomic remodeling. As a new computational method with rigorous validation across multiple datasets, we believe CKI aligns well with Nucleic Acids Research’s scope in methods development and genomic analysis.</w:t>
+        <w:t>Cell identity is fundamentally defined by its transcriptome. However, a standardized, assumption-free metric to quantify transcriptomic divergence between cell states has been lacking. Drawing inspiration from evolutionary biology’s Ka/Ks ratio, we propose CKI (Cell-state Kinetic Index), which decomposes Jensen–Shannon divergence into two complementary components: k_n (baseline divergence rate, from housekeeping gene expression) and k_f (functional divergence rate, from identity gene expression). The ratio ω = k_f/k_n provides a robust, interpretable measure of selective transcriptomic remodeling. As a new computational method with rigorous validation across multiple datasets, CKI aligns well with Nucleic Acids Research’s scope in methods development and genomic analysis.</w:t>
       </w:r>
     </w:p>
     <w:p>
